--- a/forms/nyusha/amuse_kanbu/00_入社書類一括.docx
+++ b/forms/nyusha/amuse_kanbu/00_入社書類一括.docx
@@ -6399,7 +6399,7 @@
     </w:lvl>
   </w:abstractNum>
   <w:abstractNum w:abstractNumId="7">
-    <w:nsid w:val="034BB71F"/>
+    <w:nsid w:val="043A8CD3"/>
     <w:multiLevelType w:val="singleLevel"/>
     <w:tmpl w:val="5C99B540"/>
     <w:lvl w:ilvl="0" w:tentative="1">
